--- a/SQL/CTEs/CTE_questions.docx
+++ b/SQL/CTEs/CTE_questions.docx
@@ -11724,25 +11724,7 @@
     </w:p>
     <w:p>
       <w:pPr>
-        <w:tabs>
-          <w:tab w:val="left" w:pos="916"/>
-          <w:tab w:val="left" w:pos="1832"/>
-          <w:tab w:val="left" w:pos="2748"/>
-          <w:tab w:val="left" w:pos="3664"/>
-          <w:tab w:val="left" w:pos="4580"/>
-          <w:tab w:val="left" w:pos="5496"/>
-          <w:tab w:val="left" w:pos="6412"/>
-          <w:tab w:val="left" w:pos="7328"/>
-          <w:tab w:val="left" w:pos="8244"/>
-          <w:tab w:val="left" w:pos="9160"/>
-          <w:tab w:val="left" w:pos="10076"/>
-          <w:tab w:val="left" w:pos="10992"/>
-          <w:tab w:val="left" w:pos="11908"/>
-          <w:tab w:val="left" w:pos="12824"/>
-          <w:tab w:val="left" w:pos="13740"/>
-          <w:tab w:val="left" w:pos="14656"/>
-        </w:tabs>
-        <w:spacing w:after="0" w:line="240" w:lineRule="auto"/>
+        <w:spacing w:before="100" w:beforeAutospacing="1" w:after="100" w:afterAutospacing="1" w:line="240" w:lineRule="auto"/>
         <w:rPr>
           <w:rFonts w:ascii="Courier New" w:eastAsia="Times New Roman" w:hAnsi="Courier New" w:cs="Courier New"/>
           <w:sz w:val="20"/>
@@ -11762,40 +11744,52 @@
     </w:p>
     <w:p>
       <w:pPr>
-        <w:tabs>
-          <w:tab w:val="left" w:pos="916"/>
-          <w:tab w:val="left" w:pos="1832"/>
-          <w:tab w:val="left" w:pos="2748"/>
-          <w:tab w:val="left" w:pos="3664"/>
-          <w:tab w:val="left" w:pos="4580"/>
-          <w:tab w:val="left" w:pos="5496"/>
-          <w:tab w:val="left" w:pos="6412"/>
-          <w:tab w:val="left" w:pos="7328"/>
-          <w:tab w:val="left" w:pos="8244"/>
-          <w:tab w:val="left" w:pos="9160"/>
-          <w:tab w:val="left" w:pos="10076"/>
-          <w:tab w:val="left" w:pos="10992"/>
-          <w:tab w:val="left" w:pos="11908"/>
-          <w:tab w:val="left" w:pos="12824"/>
-          <w:tab w:val="left" w:pos="13740"/>
-          <w:tab w:val="left" w:pos="14656"/>
-        </w:tabs>
-        <w:spacing w:after="0" w:line="240" w:lineRule="auto"/>
-        <w:rPr>
-          <w:rFonts w:ascii="Courier New" w:eastAsia="Times New Roman" w:hAnsi="Courier New" w:cs="Courier New"/>
-          <w:sz w:val="20"/>
-          <w:szCs w:val="20"/>
-          <w:lang w:eastAsia="en-IN"/>
-        </w:rPr>
-      </w:pPr>
-      <w:r>
-        <w:rPr>
-          <w:rFonts w:ascii="Courier New" w:eastAsia="Times New Roman" w:hAnsi="Courier New" w:cs="Courier New"/>
-          <w:sz w:val="20"/>
-          <w:szCs w:val="20"/>
-          <w:lang w:eastAsia="en-IN"/>
-        </w:rPr>
-        <w:t xml:space="preserve">    SELECT DATE '2025-01-01' AS </w:t>
+        <w:spacing w:before="100" w:beforeAutospacing="1" w:after="100" w:afterAutospacing="1" w:line="240" w:lineRule="auto"/>
+        <w:rPr>
+          <w:rFonts w:ascii="Courier New" w:eastAsia="Times New Roman" w:hAnsi="Courier New" w:cs="Courier New"/>
+          <w:sz w:val="20"/>
+          <w:szCs w:val="20"/>
+          <w:lang w:eastAsia="en-IN"/>
+        </w:rPr>
+      </w:pPr>
+      <w:r>
+        <w:rPr>
+          <w:rFonts w:ascii="Courier New" w:eastAsia="Times New Roman" w:hAnsi="Courier New" w:cs="Courier New"/>
+          <w:sz w:val="20"/>
+          <w:szCs w:val="20"/>
+          <w:lang w:eastAsia="en-IN"/>
+        </w:rPr>
+        <w:lastRenderedPageBreak/>
+        <w:t xml:space="preserve">    </w:t>
+      </w:r>
+      <w:r>
+        <w:rPr>
+          <w:rFonts w:ascii="Courier New" w:eastAsia="Times New Roman" w:hAnsi="Courier New" w:cs="Courier New"/>
+          <w:sz w:val="20"/>
+          <w:szCs w:val="20"/>
+          <w:lang w:eastAsia="en-IN"/>
+        </w:rPr>
+        <w:t xml:space="preserve">SELECT </w:t>
+      </w:r>
+      <w:proofErr w:type="gramStart"/>
+      <w:r>
+        <w:rPr>
+          <w:rFonts w:ascii="Courier New" w:eastAsia="Times New Roman" w:hAnsi="Courier New" w:cs="Courier New"/>
+          <w:sz w:val="20"/>
+          <w:szCs w:val="20"/>
+          <w:lang w:eastAsia="en-IN"/>
+        </w:rPr>
+        <w:t>DATE(</w:t>
+      </w:r>
+      <w:proofErr w:type="gramEnd"/>
+      <w:r>
+        <w:rPr>
+          <w:rFonts w:ascii="Courier New" w:eastAsia="Times New Roman" w:hAnsi="Courier New" w:cs="Courier New"/>
+          <w:sz w:val="20"/>
+          <w:szCs w:val="20"/>
+          <w:lang w:eastAsia="en-IN"/>
+        </w:rPr>
+        <w:t xml:space="preserve">'2025-01-01') AS </w:t>
       </w:r>
       <w:proofErr w:type="spellStart"/>
       <w:r>
@@ -11811,54 +11805,7 @@
     </w:p>
     <w:p>
       <w:pPr>
-        <w:tabs>
-          <w:tab w:val="left" w:pos="916"/>
-          <w:tab w:val="left" w:pos="1832"/>
-          <w:tab w:val="left" w:pos="2748"/>
-          <w:tab w:val="left" w:pos="3664"/>
-          <w:tab w:val="left" w:pos="4580"/>
-          <w:tab w:val="left" w:pos="5496"/>
-          <w:tab w:val="left" w:pos="6412"/>
-          <w:tab w:val="left" w:pos="7328"/>
-          <w:tab w:val="left" w:pos="8244"/>
-          <w:tab w:val="left" w:pos="9160"/>
-          <w:tab w:val="left" w:pos="10076"/>
-          <w:tab w:val="left" w:pos="10992"/>
-          <w:tab w:val="left" w:pos="11908"/>
-          <w:tab w:val="left" w:pos="12824"/>
-          <w:tab w:val="left" w:pos="13740"/>
-          <w:tab w:val="left" w:pos="14656"/>
-        </w:tabs>
-        <w:spacing w:after="0" w:line="240" w:lineRule="auto"/>
-        <w:rPr>
-          <w:rFonts w:ascii="Courier New" w:eastAsia="Times New Roman" w:hAnsi="Courier New" w:cs="Courier New"/>
-          <w:sz w:val="20"/>
-          <w:szCs w:val="20"/>
-          <w:lang w:eastAsia="en-IN"/>
-        </w:rPr>
-      </w:pPr>
-    </w:p>
-    <w:p>
-      <w:pPr>
-        <w:tabs>
-          <w:tab w:val="left" w:pos="916"/>
-          <w:tab w:val="left" w:pos="1832"/>
-          <w:tab w:val="left" w:pos="2748"/>
-          <w:tab w:val="left" w:pos="3664"/>
-          <w:tab w:val="left" w:pos="4580"/>
-          <w:tab w:val="left" w:pos="5496"/>
-          <w:tab w:val="left" w:pos="6412"/>
-          <w:tab w:val="left" w:pos="7328"/>
-          <w:tab w:val="left" w:pos="8244"/>
-          <w:tab w:val="left" w:pos="9160"/>
-          <w:tab w:val="left" w:pos="10076"/>
-          <w:tab w:val="left" w:pos="10992"/>
-          <w:tab w:val="left" w:pos="11908"/>
-          <w:tab w:val="left" w:pos="12824"/>
-          <w:tab w:val="left" w:pos="13740"/>
-          <w:tab w:val="left" w:pos="14656"/>
-        </w:tabs>
-        <w:spacing w:after="0" w:line="240" w:lineRule="auto"/>
+        <w:spacing w:before="100" w:beforeAutospacing="1" w:after="100" w:afterAutospacing="1" w:line="240" w:lineRule="auto"/>
         <w:rPr>
           <w:rFonts w:ascii="Courier New" w:eastAsia="Times New Roman" w:hAnsi="Courier New" w:cs="Courier New"/>
           <w:sz w:val="20"/>
@@ -11878,71 +11825,35 @@
     </w:p>
     <w:p>
       <w:pPr>
-        <w:tabs>
-          <w:tab w:val="left" w:pos="916"/>
-          <w:tab w:val="left" w:pos="1832"/>
-          <w:tab w:val="left" w:pos="2748"/>
-          <w:tab w:val="left" w:pos="3664"/>
-          <w:tab w:val="left" w:pos="4580"/>
-          <w:tab w:val="left" w:pos="5496"/>
-          <w:tab w:val="left" w:pos="6412"/>
-          <w:tab w:val="left" w:pos="7328"/>
-          <w:tab w:val="left" w:pos="8244"/>
-          <w:tab w:val="left" w:pos="9160"/>
-          <w:tab w:val="left" w:pos="10076"/>
-          <w:tab w:val="left" w:pos="10992"/>
-          <w:tab w:val="left" w:pos="11908"/>
-          <w:tab w:val="left" w:pos="12824"/>
-          <w:tab w:val="left" w:pos="13740"/>
-          <w:tab w:val="left" w:pos="14656"/>
-        </w:tabs>
-        <w:spacing w:after="0" w:line="240" w:lineRule="auto"/>
-        <w:rPr>
-          <w:rFonts w:ascii="Courier New" w:eastAsia="Times New Roman" w:hAnsi="Courier New" w:cs="Courier New"/>
-          <w:sz w:val="20"/>
-          <w:szCs w:val="20"/>
-          <w:lang w:eastAsia="en-IN"/>
-        </w:rPr>
-      </w:pPr>
-    </w:p>
-    <w:p>
-      <w:pPr>
-        <w:tabs>
-          <w:tab w:val="left" w:pos="916"/>
-          <w:tab w:val="left" w:pos="1832"/>
-          <w:tab w:val="left" w:pos="2748"/>
-          <w:tab w:val="left" w:pos="3664"/>
-          <w:tab w:val="left" w:pos="4580"/>
-          <w:tab w:val="left" w:pos="5496"/>
-          <w:tab w:val="left" w:pos="6412"/>
-          <w:tab w:val="left" w:pos="7328"/>
-          <w:tab w:val="left" w:pos="8244"/>
-          <w:tab w:val="left" w:pos="9160"/>
-          <w:tab w:val="left" w:pos="10076"/>
-          <w:tab w:val="left" w:pos="10992"/>
-          <w:tab w:val="left" w:pos="11908"/>
-          <w:tab w:val="left" w:pos="12824"/>
-          <w:tab w:val="left" w:pos="13740"/>
-          <w:tab w:val="left" w:pos="14656"/>
-        </w:tabs>
-        <w:spacing w:after="0" w:line="240" w:lineRule="auto"/>
-        <w:rPr>
-          <w:rFonts w:ascii="Courier New" w:eastAsia="Times New Roman" w:hAnsi="Courier New" w:cs="Courier New"/>
-          <w:sz w:val="20"/>
-          <w:szCs w:val="20"/>
-          <w:lang w:eastAsia="en-IN"/>
-        </w:rPr>
-      </w:pPr>
-      <w:r>
-        <w:rPr>
-          <w:rFonts w:ascii="Courier New" w:eastAsia="Times New Roman" w:hAnsi="Courier New" w:cs="Courier New"/>
-          <w:sz w:val="20"/>
-          <w:szCs w:val="20"/>
-          <w:lang w:eastAsia="en-IN"/>
-        </w:rPr>
-        <w:t xml:space="preserve">    SELECT </w:t>
-      </w:r>
-      <w:proofErr w:type="spellStart"/>
+        <w:spacing w:before="100" w:beforeAutospacing="1" w:after="100" w:afterAutospacing="1" w:line="240" w:lineRule="auto"/>
+        <w:rPr>
+          <w:rFonts w:ascii="Courier New" w:eastAsia="Times New Roman" w:hAnsi="Courier New" w:cs="Courier New"/>
+          <w:sz w:val="20"/>
+          <w:szCs w:val="20"/>
+          <w:lang w:eastAsia="en-IN"/>
+        </w:rPr>
+      </w:pPr>
+      <w:r>
+        <w:rPr>
+          <w:rFonts w:ascii="Courier New" w:eastAsia="Times New Roman" w:hAnsi="Courier New" w:cs="Courier New"/>
+          <w:sz w:val="20"/>
+          <w:szCs w:val="20"/>
+          <w:lang w:eastAsia="en-IN"/>
+        </w:rPr>
+        <w:t xml:space="preserve">    SELECT DATE_</w:t>
+      </w:r>
+      <w:proofErr w:type="gramStart"/>
+      <w:r>
+        <w:rPr>
+          <w:rFonts w:ascii="Courier New" w:eastAsia="Times New Roman" w:hAnsi="Courier New" w:cs="Courier New"/>
+          <w:sz w:val="20"/>
+          <w:szCs w:val="20"/>
+          <w:lang w:eastAsia="en-IN"/>
+        </w:rPr>
+        <w:t>ADD(</w:t>
+      </w:r>
+      <w:proofErr w:type="spellStart"/>
+      <w:proofErr w:type="gramEnd"/>
       <w:r>
         <w:rPr>
           <w:rFonts w:ascii="Courier New" w:eastAsia="Times New Roman" w:hAnsi="Courier New" w:cs="Courier New"/>
@@ -11960,30 +11871,12 @@
           <w:szCs w:val="20"/>
           <w:lang w:eastAsia="en-IN"/>
         </w:rPr>
-        <w:t xml:space="preserve"> + INTERVAL '1 day'</w:t>
-      </w:r>
-    </w:p>
-    <w:p>
-      <w:pPr>
-        <w:tabs>
-          <w:tab w:val="left" w:pos="916"/>
-          <w:tab w:val="left" w:pos="1832"/>
-          <w:tab w:val="left" w:pos="2748"/>
-          <w:tab w:val="left" w:pos="3664"/>
-          <w:tab w:val="left" w:pos="4580"/>
-          <w:tab w:val="left" w:pos="5496"/>
-          <w:tab w:val="left" w:pos="6412"/>
-          <w:tab w:val="left" w:pos="7328"/>
-          <w:tab w:val="left" w:pos="8244"/>
-          <w:tab w:val="left" w:pos="9160"/>
-          <w:tab w:val="left" w:pos="10076"/>
-          <w:tab w:val="left" w:pos="10992"/>
-          <w:tab w:val="left" w:pos="11908"/>
-          <w:tab w:val="left" w:pos="12824"/>
-          <w:tab w:val="left" w:pos="13740"/>
-          <w:tab w:val="left" w:pos="14656"/>
-        </w:tabs>
-        <w:spacing w:after="0" w:line="240" w:lineRule="auto"/>
+        <w:t>, INTERVAL 1 DAY)</w:t>
+      </w:r>
+    </w:p>
+    <w:p>
+      <w:pPr>
+        <w:spacing w:before="100" w:beforeAutospacing="1" w:after="100" w:afterAutospacing="1" w:line="240" w:lineRule="auto"/>
         <w:rPr>
           <w:rFonts w:ascii="Courier New" w:eastAsia="Times New Roman" w:hAnsi="Courier New" w:cs="Courier New"/>
           <w:sz w:val="20"/>
@@ -12003,25 +11896,7 @@
     </w:p>
     <w:p>
       <w:pPr>
-        <w:tabs>
-          <w:tab w:val="left" w:pos="916"/>
-          <w:tab w:val="left" w:pos="1832"/>
-          <w:tab w:val="left" w:pos="2748"/>
-          <w:tab w:val="left" w:pos="3664"/>
-          <w:tab w:val="left" w:pos="4580"/>
-          <w:tab w:val="left" w:pos="5496"/>
-          <w:tab w:val="left" w:pos="6412"/>
-          <w:tab w:val="left" w:pos="7328"/>
-          <w:tab w:val="left" w:pos="8244"/>
-          <w:tab w:val="left" w:pos="9160"/>
-          <w:tab w:val="left" w:pos="10076"/>
-          <w:tab w:val="left" w:pos="10992"/>
-          <w:tab w:val="left" w:pos="11908"/>
-          <w:tab w:val="left" w:pos="12824"/>
-          <w:tab w:val="left" w:pos="13740"/>
-          <w:tab w:val="left" w:pos="14656"/>
-        </w:tabs>
-        <w:spacing w:after="0" w:line="240" w:lineRule="auto"/>
+        <w:spacing w:before="100" w:beforeAutospacing="1" w:after="100" w:afterAutospacing="1" w:line="240" w:lineRule="auto"/>
         <w:rPr>
           <w:rFonts w:ascii="Courier New" w:eastAsia="Times New Roman" w:hAnsi="Courier New" w:cs="Courier New"/>
           <w:sz w:val="20"/>
@@ -12056,30 +11931,12 @@
           <w:szCs w:val="20"/>
           <w:lang w:eastAsia="en-IN"/>
         </w:rPr>
-        <w:t xml:space="preserve"> &lt; DATE '2025-01-31'</w:t>
-      </w:r>
-    </w:p>
-    <w:p>
-      <w:pPr>
-        <w:tabs>
-          <w:tab w:val="left" w:pos="916"/>
-          <w:tab w:val="left" w:pos="1832"/>
-          <w:tab w:val="left" w:pos="2748"/>
-          <w:tab w:val="left" w:pos="3664"/>
-          <w:tab w:val="left" w:pos="4580"/>
-          <w:tab w:val="left" w:pos="5496"/>
-          <w:tab w:val="left" w:pos="6412"/>
-          <w:tab w:val="left" w:pos="7328"/>
-          <w:tab w:val="left" w:pos="8244"/>
-          <w:tab w:val="left" w:pos="9160"/>
-          <w:tab w:val="left" w:pos="10076"/>
-          <w:tab w:val="left" w:pos="10992"/>
-          <w:tab w:val="left" w:pos="11908"/>
-          <w:tab w:val="left" w:pos="12824"/>
-          <w:tab w:val="left" w:pos="13740"/>
-          <w:tab w:val="left" w:pos="14656"/>
-        </w:tabs>
-        <w:spacing w:after="0" w:line="240" w:lineRule="auto"/>
+        <w:t xml:space="preserve"> &lt; '2025-01-31'</w:t>
+      </w:r>
+    </w:p>
+    <w:p>
+      <w:pPr>
+        <w:spacing w:before="100" w:beforeAutospacing="1" w:after="100" w:afterAutospacing="1" w:line="240" w:lineRule="auto"/>
         <w:rPr>
           <w:rFonts w:ascii="Courier New" w:eastAsia="Times New Roman" w:hAnsi="Courier New" w:cs="Courier New"/>
           <w:sz w:val="20"/>
@@ -12099,25 +11956,7 @@
     </w:p>
     <w:p>
       <w:pPr>
-        <w:tabs>
-          <w:tab w:val="left" w:pos="916"/>
-          <w:tab w:val="left" w:pos="1832"/>
-          <w:tab w:val="left" w:pos="2748"/>
-          <w:tab w:val="left" w:pos="3664"/>
-          <w:tab w:val="left" w:pos="4580"/>
-          <w:tab w:val="left" w:pos="5496"/>
-          <w:tab w:val="left" w:pos="6412"/>
-          <w:tab w:val="left" w:pos="7328"/>
-          <w:tab w:val="left" w:pos="8244"/>
-          <w:tab w:val="left" w:pos="9160"/>
-          <w:tab w:val="left" w:pos="10076"/>
-          <w:tab w:val="left" w:pos="10992"/>
-          <w:tab w:val="left" w:pos="11908"/>
-          <w:tab w:val="left" w:pos="12824"/>
-          <w:tab w:val="left" w:pos="13740"/>
-          <w:tab w:val="left" w:pos="14656"/>
-        </w:tabs>
-        <w:spacing w:after="0" w:line="240" w:lineRule="auto"/>
+        <w:spacing w:before="100" w:beforeAutospacing="1" w:after="100" w:afterAutospacing="1" w:line="240" w:lineRule="auto"/>
         <w:rPr>
           <w:rFonts w:ascii="Courier New" w:eastAsia="Times New Roman" w:hAnsi="Courier New" w:cs="Courier New"/>
           <w:sz w:val="20"/>
@@ -12137,25 +11976,7 @@
     </w:p>
     <w:p>
       <w:pPr>
-        <w:tabs>
-          <w:tab w:val="left" w:pos="916"/>
-          <w:tab w:val="left" w:pos="1832"/>
-          <w:tab w:val="left" w:pos="2748"/>
-          <w:tab w:val="left" w:pos="3664"/>
-          <w:tab w:val="left" w:pos="4580"/>
-          <w:tab w:val="left" w:pos="5496"/>
-          <w:tab w:val="left" w:pos="6412"/>
-          <w:tab w:val="left" w:pos="7328"/>
-          <w:tab w:val="left" w:pos="8244"/>
-          <w:tab w:val="left" w:pos="9160"/>
-          <w:tab w:val="left" w:pos="10076"/>
-          <w:tab w:val="left" w:pos="10992"/>
-          <w:tab w:val="left" w:pos="11908"/>
-          <w:tab w:val="left" w:pos="12824"/>
-          <w:tab w:val="left" w:pos="13740"/>
-          <w:tab w:val="left" w:pos="14656"/>
-        </w:tabs>
-        <w:spacing w:after="0" w:line="240" w:lineRule="auto"/>
+        <w:spacing w:before="100" w:beforeAutospacing="1" w:after="100" w:afterAutospacing="1" w:line="240" w:lineRule="auto"/>
         <w:rPr>
           <w:rFonts w:ascii="Courier New" w:eastAsia="Times New Roman" w:hAnsi="Courier New" w:cs="Courier New"/>
           <w:sz w:val="20"/>
@@ -12172,247 +11993,10 @@
         </w:rPr>
         <w:t>FROM calendar;</w:t>
       </w:r>
-    </w:p>
-    <w:p>
-      <w:pPr>
-        <w:spacing w:before="100" w:beforeAutospacing="1" w:after="100" w:afterAutospacing="1" w:line="240" w:lineRule="auto"/>
-        <w:rPr>
-          <w:rFonts w:ascii="Times New Roman" w:eastAsia="Times New Roman" w:hAnsi="Times New Roman" w:cs="Times New Roman"/>
-          <w:sz w:val="24"/>
-          <w:szCs w:val="24"/>
-          <w:lang w:eastAsia="en-IN"/>
-        </w:rPr>
-      </w:pPr>
-      <w:r>
-        <w:rPr>
-          <w:rFonts w:ascii="Times New Roman" w:eastAsia="Times New Roman" w:hAnsi="Times New Roman" w:cs="Times New Roman"/>
-          <w:sz w:val="24"/>
-          <w:szCs w:val="24"/>
-          <w:lang w:eastAsia="en-IN"/>
-        </w:rPr>
-        <w:t>These 15 questions cover the most commonly tested CTE patterns in Data Engineering interviews:</w:t>
-      </w:r>
-    </w:p>
-    <w:p>
-      <w:pPr>
-        <w:numPr>
-          <w:ilvl w:val="0"/>
-          <w:numId w:val="1"/>
-        </w:numPr>
-        <w:spacing w:before="100" w:beforeAutospacing="1" w:after="100" w:afterAutospacing="1" w:line="240" w:lineRule="auto"/>
-        <w:rPr>
-          <w:rFonts w:ascii="Times New Roman" w:eastAsia="Times New Roman" w:hAnsi="Times New Roman" w:cs="Times New Roman"/>
-          <w:sz w:val="24"/>
-          <w:szCs w:val="24"/>
-          <w:lang w:eastAsia="en-IN"/>
-        </w:rPr>
-      </w:pPr>
-      <w:r>
-        <w:rPr>
-          <w:rFonts w:ascii="Times New Roman" w:eastAsia="Times New Roman" w:hAnsi="Times New Roman" w:cs="Times New Roman"/>
-          <w:sz w:val="24"/>
-          <w:szCs w:val="24"/>
-          <w:lang w:eastAsia="en-IN"/>
-        </w:rPr>
-        <w:t>Aggregation CTEs</w:t>
-      </w:r>
-    </w:p>
-    <w:p>
-      <w:pPr>
-        <w:numPr>
-          <w:ilvl w:val="0"/>
-          <w:numId w:val="1"/>
-        </w:numPr>
-        <w:spacing w:before="100" w:beforeAutospacing="1" w:after="100" w:afterAutospacing="1" w:line="240" w:lineRule="auto"/>
-        <w:rPr>
-          <w:rFonts w:ascii="Times New Roman" w:eastAsia="Times New Roman" w:hAnsi="Times New Roman" w:cs="Times New Roman"/>
-          <w:sz w:val="24"/>
-          <w:szCs w:val="24"/>
-          <w:lang w:eastAsia="en-IN"/>
-        </w:rPr>
-      </w:pPr>
-      <w:r>
-        <w:rPr>
-          <w:rFonts w:ascii="Times New Roman" w:eastAsia="Times New Roman" w:hAnsi="Times New Roman" w:cs="Times New Roman"/>
-          <w:sz w:val="24"/>
-          <w:szCs w:val="24"/>
-          <w:lang w:eastAsia="en-IN"/>
-        </w:rPr>
-        <w:t>Multi-CTE pipelines</w:t>
-      </w:r>
-    </w:p>
-    <w:p>
-      <w:pPr>
-        <w:numPr>
-          <w:ilvl w:val="0"/>
-          <w:numId w:val="1"/>
-        </w:numPr>
-        <w:spacing w:before="100" w:beforeAutospacing="1" w:after="100" w:afterAutospacing="1" w:line="240" w:lineRule="auto"/>
-        <w:rPr>
-          <w:rFonts w:ascii="Times New Roman" w:eastAsia="Times New Roman" w:hAnsi="Times New Roman" w:cs="Times New Roman"/>
-          <w:sz w:val="24"/>
-          <w:szCs w:val="24"/>
-          <w:lang w:eastAsia="en-IN"/>
-        </w:rPr>
-      </w:pPr>
-      <w:r>
-        <w:rPr>
-          <w:rFonts w:ascii="Times New Roman" w:eastAsia="Times New Roman" w:hAnsi="Times New Roman" w:cs="Times New Roman"/>
-          <w:sz w:val="24"/>
-          <w:szCs w:val="24"/>
-          <w:lang w:eastAsia="en-IN"/>
-        </w:rPr>
-        <w:t>Window functions + CTEs</w:t>
-      </w:r>
-    </w:p>
-    <w:p>
-      <w:pPr>
-        <w:numPr>
-          <w:ilvl w:val="0"/>
-          <w:numId w:val="1"/>
-        </w:numPr>
-        <w:spacing w:before="100" w:beforeAutospacing="1" w:after="100" w:afterAutospacing="1" w:line="240" w:lineRule="auto"/>
-        <w:rPr>
-          <w:rFonts w:ascii="Times New Roman" w:eastAsia="Times New Roman" w:hAnsi="Times New Roman" w:cs="Times New Roman"/>
-          <w:sz w:val="24"/>
-          <w:szCs w:val="24"/>
-          <w:lang w:eastAsia="en-IN"/>
-        </w:rPr>
-      </w:pPr>
-      <w:r>
-        <w:rPr>
-          <w:rFonts w:ascii="Times New Roman" w:eastAsia="Times New Roman" w:hAnsi="Times New Roman" w:cs="Times New Roman"/>
-          <w:sz w:val="24"/>
-          <w:szCs w:val="24"/>
-          <w:lang w:eastAsia="en-IN"/>
-        </w:rPr>
-        <w:t>Ranking</w:t>
-      </w:r>
-    </w:p>
-    <w:p>
-      <w:pPr>
-        <w:numPr>
-          <w:ilvl w:val="0"/>
-          <w:numId w:val="1"/>
-        </w:numPr>
-        <w:spacing w:before="100" w:beforeAutospacing="1" w:after="100" w:afterAutospacing="1" w:line="240" w:lineRule="auto"/>
-        <w:rPr>
-          <w:rFonts w:ascii="Times New Roman" w:eastAsia="Times New Roman" w:hAnsi="Times New Roman" w:cs="Times New Roman"/>
-          <w:sz w:val="24"/>
-          <w:szCs w:val="24"/>
-          <w:lang w:eastAsia="en-IN"/>
-        </w:rPr>
-      </w:pPr>
-      <w:r>
-        <w:rPr>
-          <w:rFonts w:ascii="Times New Roman" w:eastAsia="Times New Roman" w:hAnsi="Times New Roman" w:cs="Times New Roman"/>
-          <w:sz w:val="24"/>
-          <w:szCs w:val="24"/>
-          <w:lang w:eastAsia="en-IN"/>
-        </w:rPr>
-        <w:t>Running totals</w:t>
-      </w:r>
-    </w:p>
-    <w:p>
-      <w:pPr>
-        <w:numPr>
-          <w:ilvl w:val="0"/>
-          <w:numId w:val="1"/>
-        </w:numPr>
-        <w:spacing w:before="100" w:beforeAutospacing="1" w:after="100" w:afterAutospacing="1" w:line="240" w:lineRule="auto"/>
-        <w:rPr>
-          <w:rFonts w:ascii="Times New Roman" w:eastAsia="Times New Roman" w:hAnsi="Times New Roman" w:cs="Times New Roman"/>
-          <w:sz w:val="24"/>
-          <w:szCs w:val="24"/>
-          <w:lang w:eastAsia="en-IN"/>
-        </w:rPr>
-      </w:pPr>
-      <w:r>
-        <w:rPr>
-          <w:rFonts w:ascii="Times New Roman" w:eastAsia="Times New Roman" w:hAnsi="Times New Roman" w:cs="Times New Roman"/>
-          <w:sz w:val="24"/>
-          <w:szCs w:val="24"/>
-          <w:lang w:eastAsia="en-IN"/>
-        </w:rPr>
-        <w:t>Data quality checks</w:t>
-      </w:r>
-    </w:p>
-    <w:p>
-      <w:pPr>
-        <w:numPr>
-          <w:ilvl w:val="0"/>
-          <w:numId w:val="1"/>
-        </w:numPr>
-        <w:spacing w:before="100" w:beforeAutospacing="1" w:after="100" w:afterAutospacing="1" w:line="240" w:lineRule="auto"/>
-        <w:rPr>
-          <w:rFonts w:ascii="Times New Roman" w:eastAsia="Times New Roman" w:hAnsi="Times New Roman" w:cs="Times New Roman"/>
-          <w:sz w:val="24"/>
-          <w:szCs w:val="24"/>
-          <w:lang w:eastAsia="en-IN"/>
-        </w:rPr>
-      </w:pPr>
-      <w:r>
-        <w:rPr>
-          <w:rFonts w:ascii="Times New Roman" w:eastAsia="Times New Roman" w:hAnsi="Times New Roman" w:cs="Times New Roman"/>
-          <w:sz w:val="24"/>
-          <w:szCs w:val="24"/>
-          <w:lang w:eastAsia="en-IN"/>
-        </w:rPr>
-        <w:t>Recursive CTEs</w:t>
-      </w:r>
-    </w:p>
-    <w:p>
-      <w:pPr>
-        <w:numPr>
-          <w:ilvl w:val="0"/>
-          <w:numId w:val="1"/>
-        </w:numPr>
-        <w:spacing w:before="100" w:beforeAutospacing="1" w:after="100" w:afterAutospacing="1" w:line="240" w:lineRule="auto"/>
-        <w:rPr>
-          <w:rFonts w:ascii="Times New Roman" w:eastAsia="Times New Roman" w:hAnsi="Times New Roman" w:cs="Times New Roman"/>
-          <w:sz w:val="24"/>
-          <w:szCs w:val="24"/>
-          <w:lang w:eastAsia="en-IN"/>
-        </w:rPr>
-      </w:pPr>
-      <w:r>
-        <w:rPr>
-          <w:rFonts w:ascii="Times New Roman" w:eastAsia="Times New Roman" w:hAnsi="Times New Roman" w:cs="Times New Roman"/>
-          <w:sz w:val="24"/>
-          <w:szCs w:val="24"/>
-          <w:lang w:eastAsia="en-IN"/>
-        </w:rPr>
-        <w:t>ETL-style transformations</w:t>
-      </w:r>
-    </w:p>
-    <w:p>
-      <w:pPr>
-        <w:numPr>
-          <w:ilvl w:val="0"/>
-          <w:numId w:val="1"/>
-        </w:numPr>
-        <w:spacing w:before="100" w:beforeAutospacing="1" w:after="100" w:afterAutospacing="1" w:line="240" w:lineRule="auto"/>
-        <w:rPr>
-          <w:rFonts w:ascii="Times New Roman" w:eastAsia="Times New Roman" w:hAnsi="Times New Roman" w:cs="Times New Roman"/>
-          <w:sz w:val="24"/>
-          <w:szCs w:val="24"/>
-          <w:lang w:eastAsia="en-IN"/>
-        </w:rPr>
-      </w:pPr>
-      <w:r>
-        <w:rPr>
-          <w:rFonts w:ascii="Times New Roman" w:eastAsia="Times New Roman" w:hAnsi="Times New Roman" w:cs="Times New Roman"/>
-          <w:sz w:val="24"/>
-          <w:szCs w:val="24"/>
-          <w:lang w:eastAsia="en-IN"/>
-        </w:rPr>
-        <w:t>Analytical reporting patterns</w:t>
-      </w:r>
-    </w:p>
-    <w:p>
       <w:bookmarkStart w:id="0" w:name="_GoBack"/>
       <w:bookmarkEnd w:id="0"/>
     </w:p>
+    <w:p/>
     <w:sectPr>
       <w:pgSz w:w="11906" w:h="16838"/>
       <w:pgMar w:top="1440" w:right="1440" w:bottom="1440" w:left="1440" w:header="708" w:footer="708" w:gutter="0"/>
